--- a/Exercises/Exercises Nanopore Metagenomes.docx
+++ b/Exercises/Exercises Nanopore Metagenomes.docx
@@ -1,6 +1,6 @@
 
 <file path=word/document.xml><?xml version="1.0" encoding="utf-8"?>
-<w:document xmlns:wpc="http://schemas.microsoft.com/office/word/2010/wordprocessingCanvas" xmlns:cx="http://schemas.microsoft.com/office/drawing/2014/chartex" xmlns:cx1="http://schemas.microsoft.com/office/drawing/2015/9/8/chartex" xmlns:cx2="http://schemas.microsoft.com/office/drawing/2015/10/21/chartex" xmlns:cx3="http://schemas.microsoft.com/office/drawing/2016/5/9/chartex" xmlns:cx4="http://schemas.microsoft.com/office/drawing/2016/5/10/chartex" xmlns:cx5="http://schemas.microsoft.com/office/drawing/2016/5/11/chartex" xmlns:cx6="http://schemas.microsoft.com/office/drawing/2016/5/12/chartex" xmlns:cx7="http://schemas.microsoft.com/office/drawing/2016/5/13/chartex" xmlns:cx8="http://schemas.microsoft.com/office/drawing/2016/5/14/chartex" xmlns:mc="http://schemas.openxmlformats.org/markup-compatibility/2006" xmlns:aink="http://schemas.microsoft.com/office/drawing/2016/ink" xmlns:am3d="http://schemas.microsoft.com/office/drawing/2017/model3d" xmlns:o="urn:schemas-microsoft-com:office:office" xmlns:oel="http://schemas.microsoft.com/office/2019/extlst" xmlns:r="http://schemas.openxmlformats.org/officeDocument/2006/relationships" xmlns:m="http://schemas.openxmlformats.org/officeDocument/2006/math" xmlns:v="urn:schemas-microsoft-com:vml" xmlns:wp14="http://schemas.microsoft.com/office/word/2010/wordprocessingDrawing" xmlns:wp="http://schemas.openxmlformats.org/drawingml/2006/wordprocessingDrawing" xmlns:w10="urn:schemas-microsoft-com:office:word" xmlns:w="http://schemas.openxmlformats.org/wordprocessingml/2006/main" xmlns:w14="http://schemas.microsoft.com/office/word/2010/wordml" xmlns:w15="http://schemas.microsoft.com/office/word/2012/wordml" xmlns:w16cex="http://schemas.microsoft.com/office/word/2018/wordml/cex" xmlns:w16cid="http://schemas.microsoft.com/office/word/2016/wordml/cid" xmlns:w16="http://schemas.microsoft.com/office/word/2018/wordml" xmlns:w16du="http://schemas.microsoft.com/office/word/2023/wordml/word16du" xmlns:w16sdtdh="http://schemas.microsoft.com/office/word/2020/wordml/sdtdatahash" xmlns:w16se="http://schemas.microsoft.com/office/word/2015/wordml/symex" xmlns:wpg="http://schemas.microsoft.com/office/word/2010/wordprocessingGroup" xmlns:wpi="http://schemas.microsoft.com/office/word/2010/wordprocessingInk" xmlns:wne="http://schemas.microsoft.com/office/word/2006/wordml" xmlns:wps="http://schemas.microsoft.com/office/word/2010/wordprocessingShape" mc:Ignorable="w14 w15 w16se w16cid w16 w16cex w16sdtdh w16du wp14">
+<w:document xmlns:wpc="http://schemas.microsoft.com/office/word/2010/wordprocessingCanvas" xmlns:cx="http://schemas.microsoft.com/office/drawing/2014/chartex" xmlns:cx1="http://schemas.microsoft.com/office/drawing/2015/9/8/chartex" xmlns:cx2="http://schemas.microsoft.com/office/drawing/2015/10/21/chartex" xmlns:cx3="http://schemas.microsoft.com/office/drawing/2016/5/9/chartex" xmlns:cx4="http://schemas.microsoft.com/office/drawing/2016/5/10/chartex" xmlns:cx5="http://schemas.microsoft.com/office/drawing/2016/5/11/chartex" xmlns:cx6="http://schemas.microsoft.com/office/drawing/2016/5/12/chartex" xmlns:cx7="http://schemas.microsoft.com/office/drawing/2016/5/13/chartex" xmlns:cx8="http://schemas.microsoft.com/office/drawing/2016/5/14/chartex" xmlns:mc="http://schemas.openxmlformats.org/markup-compatibility/2006" xmlns:aink="http://schemas.microsoft.com/office/drawing/2016/ink" xmlns:am3d="http://schemas.microsoft.com/office/drawing/2017/model3d" xmlns:o="urn:schemas-microsoft-com:office:office" xmlns:oel="http://schemas.microsoft.com/office/2019/extlst" xmlns:r="http://schemas.openxmlformats.org/officeDocument/2006/relationships" xmlns:m="http://schemas.openxmlformats.org/officeDocument/2006/math" xmlns:v="urn:schemas-microsoft-com:vml" xmlns:wp14="http://schemas.microsoft.com/office/word/2010/wordprocessingDrawing" xmlns:wp="http://schemas.openxmlformats.org/drawingml/2006/wordprocessingDrawing" xmlns:w10="urn:schemas-microsoft-com:office:word" xmlns:w="http://schemas.openxmlformats.org/wordprocessingml/2006/main" xmlns:w14="http://schemas.microsoft.com/office/word/2010/wordml" xmlns:w15="http://schemas.microsoft.com/office/word/2012/wordml" xmlns:w16cex="http://schemas.microsoft.com/office/word/2018/wordml/cex" xmlns:w16cid="http://schemas.microsoft.com/office/word/2016/wordml/cid" xmlns:w16="http://schemas.microsoft.com/office/word/2018/wordml" xmlns:w16du="http://schemas.microsoft.com/office/word/2023/wordml/word16du" xmlns:w16sdtdh="http://schemas.microsoft.com/office/word/2020/wordml/sdtdatahash" xmlns:w16sdtfl="http://schemas.microsoft.com/office/word/2024/wordml/sdtformatlock" xmlns:w16se="http://schemas.microsoft.com/office/word/2015/wordml/symex" xmlns:wpg="http://schemas.microsoft.com/office/word/2010/wordprocessingGroup" xmlns:wpi="http://schemas.microsoft.com/office/word/2010/wordprocessingInk" xmlns:wne="http://schemas.microsoft.com/office/word/2006/wordml" xmlns:wps="http://schemas.microsoft.com/office/word/2010/wordprocessingShape" mc:Ignorable="w14 w15 w16se w16cid w16 w16cex w16sdtdh w16sdtfl w16du wp14">
   <w:body>
     <w:p>
       <w:pPr>
@@ -518,11 +518,19 @@
         </w:rPr>
         <w:t xml:space="preserve"> we </w:t>
       </w:r>
-      <w:r>
-        <w:rPr>
-          <w:lang w:val="en-US"/>
-        </w:rPr>
-        <w:t xml:space="preserve">have to get the data. The data in question </w:t>
+      <w:proofErr w:type="gramStart"/>
+      <w:r>
+        <w:rPr>
+          <w:lang w:val="en-US"/>
+        </w:rPr>
+        <w:t>have to</w:t>
+      </w:r>
+      <w:proofErr w:type="gramEnd"/>
+      <w:r>
+        <w:rPr>
+          <w:lang w:val="en-US"/>
+        </w:rPr>
+        <w:t xml:space="preserve"> get the data. The data in question </w:t>
       </w:r>
       <w:r>
         <w:rPr>
@@ -560,21 +568,7 @@
         <w:rPr>
           <w:lang w:val="en-US"/>
         </w:rPr>
-        <w:t xml:space="preserve">I have put it on </w:t>
-      </w:r>
-      <w:proofErr w:type="spellStart"/>
-      <w:r>
-        <w:rPr>
-          <w:lang w:val="en-US"/>
-        </w:rPr>
-        <w:t>Zenodo</w:t>
-      </w:r>
-      <w:proofErr w:type="spellEnd"/>
-      <w:r>
-        <w:rPr>
-          <w:lang w:val="en-US"/>
-        </w:rPr>
-        <w:t>, and you will have to download it from there.</w:t>
+        <w:t>I have put it on Zenodo, and you will have to download it from there.</w:t>
       </w:r>
     </w:p>
     <w:p>
@@ -666,7 +660,6 @@
           <w:b/>
           <w:bCs/>
           <w:color w:val="FF0000"/>
-          <w:lang w:val="en-US"/>
         </w:rPr>
       </w:pPr>
     </w:p>
@@ -882,7 +875,21 @@
         <w:rPr>
           <w:lang w:val="en-US"/>
         </w:rPr>
-        <w:t xml:space="preserve">The data is raw nanopore data, and hence has </w:t>
+        <w:t xml:space="preserve">The data is raw nanopore </w:t>
+      </w:r>
+      <w:proofErr w:type="gramStart"/>
+      <w:r>
+        <w:rPr>
+          <w:lang w:val="en-US"/>
+        </w:rPr>
+        <w:t>data, and</w:t>
+      </w:r>
+      <w:proofErr w:type="gramEnd"/>
+      <w:r>
+        <w:rPr>
+          <w:lang w:val="en-US"/>
+        </w:rPr>
+        <w:t xml:space="preserve"> hence has </w:t>
       </w:r>
       <w:r>
         <w:rPr>
@@ -1031,168 +1038,178 @@
     </w:p>
     <w:p>
       <w:pPr>
-        <w:spacing w:line="360" w:lineRule="auto"/>
-        <w:rPr>
-          <w:b/>
-          <w:bCs/>
-          <w:color w:val="FF0000"/>
-          <w:lang w:val="en-US"/>
-        </w:rPr>
-      </w:pPr>
-    </w:p>
-    <w:p>
-      <w:pPr>
-        <w:spacing w:line="360" w:lineRule="auto"/>
-        <w:rPr>
-          <w:b/>
-          <w:bCs/>
-          <w:color w:val="FF0000"/>
-          <w:lang w:val="en-US"/>
-        </w:rPr>
-      </w:pPr>
-      <w:r>
-        <w:rPr>
-          <w:b/>
-          <w:bCs/>
-          <w:color w:val="FF0000"/>
-          <w:lang w:val="en-US"/>
-        </w:rPr>
-        <w:t xml:space="preserve">? </w:t>
-      </w:r>
-      <w:r>
-        <w:rPr>
-          <w:b/>
-          <w:bCs/>
-          <w:color w:val="FF0000"/>
-          <w:lang w:val="en-US"/>
-        </w:rPr>
-        <w:t>How many sequences do we have and how many bases</w:t>
-      </w:r>
-      <w:r>
-        <w:rPr>
-          <w:b/>
-          <w:bCs/>
-          <w:color w:val="FF0000"/>
-          <w:lang w:val="en-US"/>
-        </w:rPr>
-        <w:t>?</w:t>
-      </w:r>
-    </w:p>
-    <w:p>
-      <w:pPr>
-        <w:spacing w:line="360" w:lineRule="auto"/>
-        <w:rPr>
-          <w:b/>
-          <w:bCs/>
-          <w:color w:val="FF0000"/>
-          <w:lang w:val="en-US"/>
-        </w:rPr>
-      </w:pPr>
-      <w:r>
-        <w:rPr>
-          <w:b/>
-          <w:bCs/>
-          <w:color w:val="FF0000"/>
-          <w:lang w:val="en-US"/>
-        </w:rPr>
-        <w:t>? What is the longest sequence we have and</w:t>
-      </w:r>
-      <w:r>
-        <w:rPr>
-          <w:b/>
-          <w:bCs/>
-          <w:color w:val="FF0000"/>
-          <w:lang w:val="en-US"/>
-        </w:rPr>
-        <w:t xml:space="preserve"> what is the shortest? Do we have any use for the short ones?</w:t>
-      </w:r>
-    </w:p>
-    <w:p>
-      <w:pPr>
-        <w:spacing w:line="360" w:lineRule="auto"/>
-        <w:rPr>
-          <w:lang w:val="en-US"/>
-        </w:rPr>
-      </w:pPr>
-    </w:p>
-    <w:p>
-      <w:pPr>
-        <w:spacing w:line="360" w:lineRule="auto"/>
-        <w:rPr>
-          <w:b/>
-          <w:bCs/>
-          <w:lang w:val="en-US"/>
-        </w:rPr>
-      </w:pPr>
-      <w:r>
-        <w:rPr>
-          <w:lang w:val="en-US"/>
-        </w:rPr>
-        <w:t>N</w:t>
-      </w:r>
-      <w:r>
-        <w:rPr>
-          <w:lang w:val="en-US"/>
-        </w:rPr>
-        <w:t xml:space="preserve">ext, we </w:t>
-      </w:r>
-      <w:r>
-        <w:rPr>
-          <w:lang w:val="en-US"/>
-        </w:rPr>
-        <w:t xml:space="preserve">filter the sequences. Fundamentally, we only want the longest and highest quality ones. We certainly don’t want the </w:t>
-      </w:r>
-      <w:r>
-        <w:rPr>
-          <w:lang w:val="en-US"/>
-        </w:rPr>
-        <w:t>short ones.</w:t>
-      </w:r>
-      <w:r>
-        <w:rPr>
-          <w:lang w:val="en-US"/>
-        </w:rPr>
-        <w:t xml:space="preserve"> For this, we will use </w:t>
-      </w:r>
-      <w:proofErr w:type="spellStart"/>
-      <w:r>
-        <w:rPr>
-          <w:b/>
-          <w:bCs/>
-          <w:lang w:val="en-US"/>
-        </w:rPr>
-        <w:t>filtlong</w:t>
-      </w:r>
-      <w:proofErr w:type="spellEnd"/>
-      <w:r>
-        <w:rPr>
-          <w:b/>
-          <w:bCs/>
-          <w:lang w:val="en-US"/>
-        </w:rPr>
-        <w:t>:</w:t>
-      </w:r>
-    </w:p>
-    <w:p>
-      <w:pPr>
         <w:pStyle w:val="ListParagraph"/>
         <w:numPr>
           <w:ilvl w:val="0"/>
           <w:numId w:val="22"/>
         </w:numPr>
         <w:rPr>
-          <w:lang w:val="en-US"/>
-        </w:rPr>
-      </w:pPr>
-      <w:r>
-        <w:rPr>
-          <w:lang w:val="en-US"/>
-        </w:rPr>
-        <w:t xml:space="preserve">Install </w:t>
+          <w:b/>
+          <w:bCs/>
+          <w:lang w:val="en-US"/>
+        </w:rPr>
+      </w:pPr>
+      <w:r>
+        <w:rPr>
+          <w:lang w:val="en-US"/>
+        </w:rPr>
+        <w:t xml:space="preserve">We can technically keep all filed zipped all the way through our analysis, which is very normal due to the massive sizes these data sets can reach. It does, however, make everything a lot slower, so we will start by unzipping our file using the </w:t>
       </w:r>
       <w:proofErr w:type="spellStart"/>
       <w:r>
         <w:rPr>
+          <w:b/>
+          <w:bCs/>
+          <w:lang w:val="en-US"/>
+        </w:rPr>
+        <w:t>gunzip</w:t>
+      </w:r>
+      <w:proofErr w:type="spellEnd"/>
+      <w:r>
+        <w:rPr>
+          <w:b/>
+          <w:bCs/>
+          <w:lang w:val="en-US"/>
+        </w:rPr>
+        <w:t xml:space="preserve"> </w:t>
+      </w:r>
+      <w:r>
+        <w:rPr>
+          <w:lang w:val="en-US"/>
+        </w:rPr>
+        <w:t>program</w:t>
+      </w:r>
+    </w:p>
+    <w:p>
+      <w:pPr>
+        <w:spacing w:line="360" w:lineRule="auto"/>
+        <w:rPr>
+          <w:b/>
+          <w:bCs/>
+          <w:color w:val="FF0000"/>
+          <w:lang w:val="en-US"/>
+        </w:rPr>
+      </w:pPr>
+    </w:p>
+    <w:p>
+      <w:pPr>
+        <w:spacing w:line="360" w:lineRule="auto"/>
+        <w:rPr>
+          <w:b/>
+          <w:bCs/>
+          <w:color w:val="FF0000"/>
+          <w:lang w:val="en-US"/>
+        </w:rPr>
+      </w:pPr>
+      <w:r>
+        <w:rPr>
+          <w:b/>
+          <w:bCs/>
+          <w:color w:val="FF0000"/>
+          <w:lang w:val="en-US"/>
+        </w:rPr>
+        <w:t xml:space="preserve">? </w:t>
+      </w:r>
+      <w:r>
+        <w:rPr>
+          <w:b/>
+          <w:bCs/>
+          <w:color w:val="FF0000"/>
+          <w:lang w:val="en-US"/>
+        </w:rPr>
+        <w:t>How many sequences do we have and how many bases</w:t>
+      </w:r>
+      <w:r>
+        <w:rPr>
+          <w:b/>
+          <w:bCs/>
+          <w:color w:val="FF0000"/>
+          <w:lang w:val="en-US"/>
+        </w:rPr>
+        <w:t>?</w:t>
+      </w:r>
+    </w:p>
+    <w:p>
+      <w:pPr>
+        <w:spacing w:line="360" w:lineRule="auto"/>
+        <w:rPr>
+          <w:b/>
+          <w:bCs/>
+          <w:color w:val="FF0000"/>
+          <w:lang w:val="en-US"/>
+        </w:rPr>
+      </w:pPr>
+      <w:r>
+        <w:rPr>
+          <w:b/>
+          <w:bCs/>
+          <w:color w:val="FF0000"/>
+          <w:lang w:val="en-US"/>
+        </w:rPr>
+        <w:t>? What is the longest sequence we have and</w:t>
+      </w:r>
+      <w:r>
+        <w:rPr>
+          <w:b/>
+          <w:bCs/>
+          <w:color w:val="FF0000"/>
+          <w:lang w:val="en-US"/>
+        </w:rPr>
+        <w:t xml:space="preserve"> what is the shortest? Do we have any use for the short ones?</w:t>
+      </w:r>
+    </w:p>
+    <w:p>
+      <w:pPr>
+        <w:spacing w:line="360" w:lineRule="auto"/>
+        <w:rPr>
+          <w:lang w:val="en-US"/>
+        </w:rPr>
+      </w:pPr>
+    </w:p>
+    <w:p>
+      <w:pPr>
+        <w:spacing w:line="360" w:lineRule="auto"/>
+        <w:rPr>
+          <w:b/>
+          <w:bCs/>
+          <w:lang w:val="en-US"/>
+        </w:rPr>
+      </w:pPr>
+      <w:r>
+        <w:rPr>
+          <w:lang w:val="en-US"/>
+        </w:rPr>
+        <w:t>N</w:t>
+      </w:r>
+      <w:r>
+        <w:rPr>
+          <w:lang w:val="en-US"/>
+        </w:rPr>
+        <w:t xml:space="preserve">ext, we </w:t>
+      </w:r>
+      <w:r>
+        <w:rPr>
+          <w:lang w:val="en-US"/>
+        </w:rPr>
+        <w:t xml:space="preserve">filter the sequences. Fundamentally, we only want the longest and highest quality ones. We certainly don’t want the </w:t>
+      </w:r>
+      <w:r>
+        <w:rPr>
+          <w:lang w:val="en-US"/>
+        </w:rPr>
+        <w:t>short ones.</w:t>
+      </w:r>
+      <w:r>
+        <w:rPr>
+          <w:lang w:val="en-US"/>
+        </w:rPr>
+        <w:t xml:space="preserve"> For this, we will use </w:t>
+      </w:r>
+      <w:proofErr w:type="spellStart"/>
+      <w:r>
+        <w:rPr>
+          <w:b/>
+          <w:bCs/>
           <w:lang w:val="en-US"/>
         </w:rPr>
         <w:t>filtlong</w:t>
@@ -1200,27 +1217,11 @@
       <w:proofErr w:type="spellEnd"/>
       <w:r>
         <w:rPr>
-          <w:lang w:val="en-US"/>
-        </w:rPr>
-        <w:t xml:space="preserve"> </w:t>
-      </w:r>
-      <w:r>
-        <w:rPr>
-          <w:lang w:val="en-US"/>
-        </w:rPr>
-        <w:t xml:space="preserve">and run </w:t>
-      </w:r>
-      <w:r>
-        <w:rPr>
-          <w:lang w:val="en-US"/>
-        </w:rPr>
-        <w:t>it</w:t>
-      </w:r>
-      <w:r>
-        <w:rPr>
-          <w:lang w:val="en-US"/>
-        </w:rPr>
-        <w:t>.</w:t>
+          <w:b/>
+          <w:bCs/>
+          <w:lang w:val="en-US"/>
+        </w:rPr>
+        <w:t>:</w:t>
       </w:r>
     </w:p>
     <w:p>
@@ -1238,53 +1239,41 @@
         <w:rPr>
           <w:lang w:val="en-US"/>
         </w:rPr>
-        <w:t xml:space="preserve">The example in the </w:t>
+        <w:t xml:space="preserve">Install </w:t>
       </w:r>
       <w:proofErr w:type="spellStart"/>
-      <w:r>
-        <w:rPr>
-          <w:lang w:val="en-US"/>
-        </w:rPr>
-        <w:t>github</w:t>
+      <w:proofErr w:type="gramStart"/>
+      <w:r>
+        <w:rPr>
+          <w:lang w:val="en-US"/>
+        </w:rPr>
+        <w:t>filtlong</w:t>
       </w:r>
       <w:proofErr w:type="spellEnd"/>
-      <w:r>
-        <w:rPr>
-          <w:lang w:val="en-US"/>
-        </w:rPr>
-        <w:t xml:space="preserve"> is made for single genomes and aims for too few bases for a metagenome</w:t>
-      </w:r>
-      <w:r>
-        <w:rPr>
-          <w:lang w:val="en-US"/>
-        </w:rPr>
-        <w:t xml:space="preserve"> (the ‘</w:t>
-      </w:r>
-      <w:proofErr w:type="spellStart"/>
-      <w:r>
-        <w:rPr>
-          <w:lang w:val="en-US"/>
-        </w:rPr>
-        <w:t>target_bases</w:t>
-      </w:r>
-      <w:proofErr w:type="spellEnd"/>
-      <w:r>
-        <w:rPr>
-          <w:lang w:val="en-US"/>
-        </w:rPr>
-        <w:t>’ argument), so we will skip that one</w:t>
-      </w:r>
-      <w:r>
-        <w:rPr>
-          <w:lang w:val="en-US"/>
-        </w:rPr>
-        <w:t xml:space="preserve">, but stick with the minimum length (remove all reads below 1000bp) </w:t>
-      </w:r>
-      <w:r>
-        <w:rPr>
-          <w:lang w:val="en-US"/>
-        </w:rPr>
-        <w:t>and the percentage of reads (90%)</w:t>
+      <w:proofErr w:type="gramEnd"/>
+      <w:r>
+        <w:rPr>
+          <w:lang w:val="en-US"/>
+        </w:rPr>
+        <w:t xml:space="preserve"> </w:t>
+      </w:r>
+      <w:r>
+        <w:rPr>
+          <w:lang w:val="en-US"/>
+        </w:rPr>
+        <w:t xml:space="preserve">and </w:t>
+      </w:r>
+      <w:r>
+        <w:rPr>
+          <w:lang w:val="en-US"/>
+        </w:rPr>
+        <w:t>have a look</w:t>
+      </w:r>
+      <w:r>
+        <w:rPr>
+          <w:lang w:val="en-US"/>
+        </w:rPr>
+        <w:t>.</w:t>
       </w:r>
     </w:p>
     <w:p>
@@ -1298,91 +1287,57 @@
           <w:lang w:val="en-US"/>
         </w:rPr>
       </w:pPr>
+      <w:r>
+        <w:rPr>
+          <w:lang w:val="en-US"/>
+        </w:rPr>
+        <w:t xml:space="preserve">The example in the </w:t>
+      </w:r>
       <w:proofErr w:type="spellStart"/>
       <w:r>
         <w:rPr>
           <w:lang w:val="en-US"/>
         </w:rPr>
-        <w:t>Filtlong</w:t>
+        <w:t>github</w:t>
       </w:r>
       <w:proofErr w:type="spellEnd"/>
       <w:r>
         <w:rPr>
           <w:lang w:val="en-US"/>
         </w:rPr>
-        <w:t xml:space="preserve"> will print its output to the terminal, so we will </w:t>
-      </w:r>
-      <w:r>
-        <w:rPr>
-          <w:b/>
-          <w:bCs/>
-          <w:lang w:val="en-US"/>
-        </w:rPr>
-        <w:t>pipe</w:t>
-      </w:r>
-      <w:r>
-        <w:rPr>
-          <w:lang w:val="en-US"/>
-        </w:rPr>
-        <w:t xml:space="preserve"> </w:t>
-      </w:r>
-      <w:r>
-        <w:rPr>
-          <w:lang w:val="en-US"/>
-        </w:rPr>
-        <w:t xml:space="preserve">(using |) the output into the </w:t>
+        <w:t xml:space="preserve"> is made for single genomes and aims for too few bases for a metagenome</w:t>
+      </w:r>
+      <w:r>
+        <w:rPr>
+          <w:lang w:val="en-US"/>
+        </w:rPr>
+        <w:t xml:space="preserve"> (the ‘</w:t>
       </w:r>
       <w:proofErr w:type="spellStart"/>
       <w:r>
         <w:rPr>
-          <w:b/>
-          <w:bCs/>
-          <w:lang w:val="en-US"/>
-        </w:rPr>
-        <w:t>gzip</w:t>
+          <w:lang w:val="en-US"/>
+        </w:rPr>
+        <w:t>target_bases</w:t>
       </w:r>
       <w:proofErr w:type="spellEnd"/>
       <w:r>
         <w:rPr>
-          <w:b/>
-          <w:bCs/>
-          <w:lang w:val="en-US"/>
-        </w:rPr>
-        <w:t xml:space="preserve"> </w:t>
-      </w:r>
-      <w:r>
-        <w:rPr>
-          <w:lang w:val="en-US"/>
-        </w:rPr>
-        <w:t xml:space="preserve">command and then </w:t>
-      </w:r>
-      <w:r>
-        <w:rPr>
-          <w:b/>
-          <w:bCs/>
-          <w:lang w:val="en-US"/>
-        </w:rPr>
-        <w:t>direct</w:t>
-      </w:r>
-      <w:r>
-        <w:rPr>
-          <w:lang w:val="en-US"/>
-        </w:rPr>
-        <w:t xml:space="preserve"> the </w:t>
-      </w:r>
-      <w:proofErr w:type="spellStart"/>
-      <w:r>
-        <w:rPr>
-          <w:lang w:val="en-US"/>
-        </w:rPr>
-        <w:t>gzipped</w:t>
-      </w:r>
-      <w:proofErr w:type="spellEnd"/>
-      <w:r>
-        <w:rPr>
-          <w:lang w:val="en-US"/>
-        </w:rPr>
-        <w:t xml:space="preserve"> output into a new file.</w:t>
+          <w:lang w:val="en-US"/>
+        </w:rPr>
+        <w:t>’ argument), so we will skip that one</w:t>
+      </w:r>
+      <w:r>
+        <w:rPr>
+          <w:lang w:val="en-US"/>
+        </w:rPr>
+        <w:t xml:space="preserve">, but stick with the minimum length (remove all reads below 1000bp) </w:t>
+      </w:r>
+      <w:r>
+        <w:rPr>
+          <w:lang w:val="en-US"/>
+        </w:rPr>
+        <w:t>and the percentage of reads (90%)</w:t>
       </w:r>
     </w:p>
     <w:p>
@@ -1396,6 +1351,57 @@
           <w:lang w:val="en-US"/>
         </w:rPr>
       </w:pPr>
+      <w:proofErr w:type="spellStart"/>
+      <w:r>
+        <w:rPr>
+          <w:lang w:val="en-US"/>
+        </w:rPr>
+        <w:lastRenderedPageBreak/>
+        <w:t>Filtlong</w:t>
+      </w:r>
+      <w:proofErr w:type="spellEnd"/>
+      <w:r>
+        <w:rPr>
+          <w:lang w:val="en-US"/>
+        </w:rPr>
+        <w:t xml:space="preserve"> will print its output to the terminal, so we </w:t>
+      </w:r>
+      <w:r>
+        <w:rPr>
+          <w:lang w:val="en-US"/>
+        </w:rPr>
+        <w:t xml:space="preserve">will have to capture the </w:t>
+      </w:r>
+      <w:r>
+        <w:rPr>
+          <w:lang w:val="en-US"/>
+        </w:rPr>
+        <w:t>output into a new file</w:t>
+      </w:r>
+      <w:r>
+        <w:rPr>
+          <w:lang w:val="en-US"/>
+        </w:rPr>
+        <w:t xml:space="preserve"> with the ‘&gt;’ operator</w:t>
+      </w:r>
+      <w:r>
+        <w:rPr>
+          <w:lang w:val="en-US"/>
+        </w:rPr>
+        <w:t>.</w:t>
+      </w:r>
+    </w:p>
+    <w:p>
+      <w:pPr>
+        <w:pStyle w:val="ListParagraph"/>
+        <w:numPr>
+          <w:ilvl w:val="0"/>
+          <w:numId w:val="22"/>
+        </w:numPr>
+        <w:rPr>
+          <w:lang w:val="en-US"/>
+        </w:rPr>
+      </w:pPr>
       <w:r>
         <w:rPr>
           <w:lang w:val="en-US"/>
@@ -1490,50 +1496,54 @@
           <w:bCs/>
           <w:lang w:val="en-US"/>
         </w:rPr>
-        <w:t xml:space="preserve">| </w:t>
+        <w:t xml:space="preserve">&gt; </w:t>
       </w:r>
       <w:proofErr w:type="spellStart"/>
-      <w:r>
-        <w:rPr>
-          <w:b/>
-          <w:bCs/>
-          <w:lang w:val="en-US"/>
-        </w:rPr>
-        <w:t>gzip</w:t>
+      <w:proofErr w:type="gramStart"/>
+      <w:r>
+        <w:rPr>
+          <w:b/>
+          <w:bCs/>
+          <w:lang w:val="en-US"/>
+        </w:rPr>
+        <w:t>all.tenth</w:t>
+      </w:r>
+      <w:proofErr w:type="gramEnd"/>
+      <w:r>
+        <w:rPr>
+          <w:b/>
+          <w:bCs/>
+          <w:lang w:val="en-US"/>
+        </w:rPr>
+        <w:t>.</w:t>
+      </w:r>
+      <w:proofErr w:type="gramStart"/>
+      <w:r>
+        <w:rPr>
+          <w:b/>
+          <w:bCs/>
+          <w:lang w:val="en-US"/>
+        </w:rPr>
+        <w:t>filt</w:t>
+      </w:r>
+      <w:r>
+        <w:rPr>
+          <w:b/>
+          <w:bCs/>
+          <w:lang w:val="en-US"/>
+        </w:rPr>
+        <w:t>.</w:t>
+      </w:r>
+      <w:r>
+        <w:rPr>
+          <w:b/>
+          <w:bCs/>
+          <w:lang w:val="en-US"/>
+        </w:rPr>
+        <w:t>fastq</w:t>
       </w:r>
       <w:proofErr w:type="spellEnd"/>
-      <w:r>
-        <w:rPr>
-          <w:b/>
-          <w:bCs/>
-          <w:lang w:val="en-US"/>
-        </w:rPr>
-        <w:t xml:space="preserve"> &gt; </w:t>
-      </w:r>
-      <w:r>
-        <w:rPr>
-          <w:b/>
-          <w:bCs/>
-          <w:lang w:val="en-US"/>
-        </w:rPr>
-        <w:t>all.tenth</w:t>
-      </w:r>
-      <w:r>
-        <w:rPr>
-          <w:b/>
-          <w:bCs/>
-          <w:lang w:val="en-US"/>
-        </w:rPr>
-        <w:t>.filt</w:t>
-      </w:r>
-      <w:r>
-        <w:rPr>
-          <w:b/>
-          <w:bCs/>
-          <w:lang w:val="en-US"/>
-        </w:rPr>
-        <w:t>.gz</w:t>
-      </w:r>
+      <w:proofErr w:type="gramEnd"/>
     </w:p>
     <w:p>
       <w:pPr>
@@ -1552,8 +1562,23 @@
           <w:bCs/>
           <w:lang w:val="en-US"/>
         </w:rPr>
-        <w:lastRenderedPageBreak/>
-        <w:t>This will take a while!</w:t>
+        <w:t xml:space="preserve">This </w:t>
+      </w:r>
+      <w:r>
+        <w:rPr>
+          <w:b/>
+          <w:bCs/>
+          <w:lang w:val="en-US"/>
+        </w:rPr>
+        <w:t>might</w:t>
+      </w:r>
+      <w:r>
+        <w:rPr>
+          <w:b/>
+          <w:bCs/>
+          <w:lang w:val="en-US"/>
+        </w:rPr>
+        <w:t xml:space="preserve"> take a while!</w:t>
       </w:r>
     </w:p>
     <w:p>
@@ -1629,231 +1654,209 @@
         <w:rPr>
           <w:lang w:val="en-US"/>
         </w:rPr>
-        <w:t xml:space="preserve">Now we </w:t>
+        <w:t>Now we remove the adaptors</w:t>
+      </w:r>
+      <w:r>
+        <w:rPr>
+          <w:lang w:val="en-US"/>
+        </w:rPr>
+        <w:t xml:space="preserve"> and barcodes</w:t>
+      </w:r>
+      <w:r>
+        <w:rPr>
+          <w:lang w:val="en-US"/>
+        </w:rPr>
+        <w:t xml:space="preserve">. The adaptors are </w:t>
+      </w:r>
+      <w:r>
+        <w:rPr>
+          <w:lang w:val="en-US"/>
+        </w:rPr>
+        <w:t xml:space="preserve">artificial sequences added to the </w:t>
+      </w:r>
+      <w:r>
+        <w:rPr>
+          <w:lang w:val="en-US"/>
+        </w:rPr>
+        <w:t xml:space="preserve">‘real’ </w:t>
+      </w:r>
+      <w:r>
+        <w:rPr>
+          <w:lang w:val="en-US"/>
+        </w:rPr>
+        <w:t xml:space="preserve">sequences before we </w:t>
       </w:r>
       <w:proofErr w:type="gramStart"/>
       <w:r>
         <w:rPr>
           <w:lang w:val="en-US"/>
         </w:rPr>
-        <w:t>remove</w:t>
+        <w:t>sequence, and</w:t>
       </w:r>
       <w:proofErr w:type="gramEnd"/>
       <w:r>
         <w:rPr>
           <w:lang w:val="en-US"/>
         </w:rPr>
-        <w:t xml:space="preserve"> the adaptors</w:t>
-      </w:r>
-      <w:r>
-        <w:rPr>
-          <w:lang w:val="en-US"/>
-        </w:rPr>
-        <w:t xml:space="preserve"> and barcodes</w:t>
-      </w:r>
-      <w:r>
-        <w:rPr>
-          <w:lang w:val="en-US"/>
-        </w:rPr>
-        <w:t xml:space="preserve">. The adaptors are </w:t>
-      </w:r>
-      <w:r>
-        <w:rPr>
-          <w:lang w:val="en-US"/>
-        </w:rPr>
-        <w:t xml:space="preserve">artificial sequences added to the </w:t>
-      </w:r>
-      <w:r>
-        <w:rPr>
-          <w:lang w:val="en-US"/>
-        </w:rPr>
-        <w:t xml:space="preserve">‘real’ </w:t>
-      </w:r>
-      <w:r>
-        <w:rPr>
-          <w:lang w:val="en-US"/>
-        </w:rPr>
-        <w:t xml:space="preserve">sequences before we </w:t>
+        <w:t xml:space="preserve"> are need</w:t>
+      </w:r>
+      <w:r>
+        <w:rPr>
+          <w:lang w:val="en-US"/>
+        </w:rPr>
+        <w:t>ed to guide the sequences to the nanopore</w:t>
+      </w:r>
+      <w:r>
+        <w:rPr>
+          <w:lang w:val="en-US"/>
+        </w:rPr>
+        <w:t>s</w:t>
+      </w:r>
+      <w:r>
+        <w:rPr>
+          <w:lang w:val="en-US"/>
+        </w:rPr>
+        <w:t xml:space="preserve"> </w:t>
+      </w:r>
+      <w:r>
+        <w:rPr>
+          <w:lang w:val="en-US"/>
+        </w:rPr>
+        <w:t>and the barcodes are needed</w:t>
+      </w:r>
+      <w:r>
+        <w:rPr>
+          <w:lang w:val="en-US"/>
+        </w:rPr>
+        <w:t xml:space="preserve"> to keep track of </w:t>
+      </w:r>
+      <w:r>
+        <w:rPr>
+          <w:lang w:val="en-US"/>
+        </w:rPr>
+        <w:t xml:space="preserve">different samples. After we are done sequencing, though, it is </w:t>
+      </w:r>
+      <w:r>
+        <w:rPr>
+          <w:lang w:val="en-US"/>
+        </w:rPr>
+        <w:t>hugely important that we remove them – otherwise these artificial sequences will be incorporated into our assemblies.</w:t>
+      </w:r>
+      <w:r>
+        <w:rPr>
+          <w:lang w:val="en-US"/>
+        </w:rPr>
+        <w:t xml:space="preserve"> </w:t>
+      </w:r>
+      <w:r>
+        <w:rPr>
+          <w:lang w:val="en-US"/>
+        </w:rPr>
+        <w:t xml:space="preserve">One could argue that we should remove the adaptors before filtering, but this will be faster and </w:t>
+      </w:r>
+      <w:r>
+        <w:rPr>
+          <w:lang w:val="en-US"/>
+        </w:rPr>
+        <w:t>doesn’t really change the outcome.</w:t>
+      </w:r>
+    </w:p>
+    <w:p>
+      <w:pPr>
+        <w:rPr>
+          <w:lang w:val="en-US"/>
+        </w:rPr>
+      </w:pPr>
+    </w:p>
+    <w:p>
+      <w:pPr>
+        <w:rPr>
+          <w:lang w:val="en-US"/>
+        </w:rPr>
+      </w:pPr>
+      <w:r>
+        <w:rPr>
+          <w:lang w:val="en-US"/>
+        </w:rPr>
+        <w:t>We will use the program ‘</w:t>
+      </w:r>
+      <w:proofErr w:type="spellStart"/>
+      <w:r>
+        <w:rPr>
+          <w:b/>
+          <w:bCs/>
+          <w:lang w:val="en-US"/>
+        </w:rPr>
+        <w:t>porechop</w:t>
+      </w:r>
+      <w:proofErr w:type="spellEnd"/>
+      <w:r>
+        <w:rPr>
+          <w:b/>
+          <w:bCs/>
+          <w:lang w:val="en-US"/>
+        </w:rPr>
+        <w:t>’</w:t>
+      </w:r>
+      <w:r>
+        <w:rPr>
+          <w:lang w:val="en-US"/>
+        </w:rPr>
+        <w:t xml:space="preserve"> for this. </w:t>
+      </w:r>
+      <w:proofErr w:type="spellStart"/>
+      <w:r>
+        <w:rPr>
+          <w:lang w:val="en-US"/>
+        </w:rPr>
+        <w:t>Porechop</w:t>
+      </w:r>
+      <w:proofErr w:type="spellEnd"/>
+      <w:r>
+        <w:rPr>
+          <w:lang w:val="en-US"/>
+        </w:rPr>
+        <w:t xml:space="preserve"> </w:t>
+      </w:r>
+      <w:r>
+        <w:rPr>
+          <w:lang w:val="en-US"/>
+        </w:rPr>
+        <w:t xml:space="preserve">knows the usual </w:t>
       </w:r>
       <w:proofErr w:type="gramStart"/>
       <w:r>
         <w:rPr>
           <w:lang w:val="en-US"/>
         </w:rPr>
-        <w:t>sequence, and</w:t>
+        <w:t>adaptors, and</w:t>
       </w:r>
       <w:proofErr w:type="gramEnd"/>
       <w:r>
         <w:rPr>
           <w:lang w:val="en-US"/>
         </w:rPr>
-        <w:t xml:space="preserve"> are need</w:t>
-      </w:r>
-      <w:r>
-        <w:rPr>
-          <w:lang w:val="en-US"/>
-        </w:rPr>
-        <w:t>ed to guide the sequences to the nanopore</w:t>
-      </w:r>
-      <w:r>
-        <w:rPr>
-          <w:lang w:val="en-US"/>
-        </w:rPr>
-        <w:t>s</w:t>
-      </w:r>
-      <w:r>
-        <w:rPr>
-          <w:lang w:val="en-US"/>
-        </w:rPr>
-        <w:t xml:space="preserve"> </w:t>
-      </w:r>
-      <w:r>
-        <w:rPr>
-          <w:lang w:val="en-US"/>
-        </w:rPr>
-        <w:t>and the barcodes are needed</w:t>
-      </w:r>
-      <w:r>
-        <w:rPr>
-          <w:lang w:val="en-US"/>
-        </w:rPr>
-        <w:t xml:space="preserve"> to keep track of </w:t>
-      </w:r>
-      <w:r>
-        <w:rPr>
-          <w:lang w:val="en-US"/>
-        </w:rPr>
-        <w:t xml:space="preserve">different samples. After we are done sequencing, though, it is </w:t>
-      </w:r>
-      <w:r>
-        <w:rPr>
-          <w:lang w:val="en-US"/>
-        </w:rPr>
-        <w:t>hugely important that we remove them – otherwise these artificial sequences will be incorporated into our assemblies.</w:t>
-      </w:r>
-      <w:r>
-        <w:rPr>
-          <w:lang w:val="en-US"/>
-        </w:rPr>
-        <w:t xml:space="preserve"> </w:t>
-      </w:r>
-      <w:r>
-        <w:rPr>
-          <w:lang w:val="en-US"/>
-        </w:rPr>
-        <w:t xml:space="preserve">One could argue that we should remove the adaptors before filtering, but this will be faster and </w:t>
-      </w:r>
-      <w:r>
-        <w:rPr>
-          <w:lang w:val="en-US"/>
-        </w:rPr>
-        <w:t>doesn’t really change the outcome.</w:t>
-      </w:r>
-    </w:p>
-    <w:p>
-      <w:pPr>
-        <w:rPr>
-          <w:lang w:val="en-US"/>
-        </w:rPr>
-      </w:pPr>
-    </w:p>
-    <w:p>
-      <w:pPr>
-        <w:rPr>
-          <w:lang w:val="en-US"/>
-        </w:rPr>
-      </w:pPr>
-      <w:r>
-        <w:rPr>
-          <w:lang w:val="en-US"/>
-        </w:rPr>
-        <w:t>We will use the program ‘</w:t>
+        <w:t xml:space="preserve"> will work out which ones </w:t>
+      </w:r>
+      <w:r>
+        <w:rPr>
+          <w:lang w:val="en-US"/>
+        </w:rPr>
+        <w:t xml:space="preserve">are relevant by looking at the first couple of </w:t>
       </w:r>
       <w:proofErr w:type="spellStart"/>
       <w:r>
         <w:rPr>
-          <w:b/>
-          <w:bCs/>
-          <w:lang w:val="en-US"/>
-        </w:rPr>
-        <w:t>porechop</w:t>
+          <w:lang w:val="en-US"/>
+        </w:rPr>
+        <w:t>thousand</w:t>
       </w:r>
       <w:proofErr w:type="spellEnd"/>
       <w:r>
         <w:rPr>
-          <w:b/>
-          <w:bCs/>
-          <w:lang w:val="en-US"/>
-        </w:rPr>
-        <w:t>’</w:t>
-      </w:r>
-      <w:r>
-        <w:rPr>
-          <w:lang w:val="en-US"/>
-        </w:rPr>
-        <w:t xml:space="preserve"> for this. </w:t>
-      </w:r>
-      <w:proofErr w:type="spellStart"/>
-      <w:r>
-        <w:rPr>
-          <w:lang w:val="en-US"/>
-        </w:rPr>
-        <w:t>Porechop</w:t>
-      </w:r>
-      <w:proofErr w:type="spellEnd"/>
-      <w:r>
-        <w:rPr>
-          <w:lang w:val="en-US"/>
-        </w:rPr>
-        <w:t xml:space="preserve"> </w:t>
-      </w:r>
-      <w:r>
-        <w:rPr>
-          <w:lang w:val="en-US"/>
-        </w:rPr>
-        <w:t xml:space="preserve">knows the usual </w:t>
-      </w:r>
-      <w:proofErr w:type="gramStart"/>
-      <w:r>
-        <w:rPr>
-          <w:lang w:val="en-US"/>
-        </w:rPr>
-        <w:t>adaptors, and</w:t>
-      </w:r>
-      <w:proofErr w:type="gramEnd"/>
-      <w:r>
-        <w:rPr>
-          <w:lang w:val="en-US"/>
-        </w:rPr>
-        <w:t xml:space="preserve"> will work out which ones </w:t>
-      </w:r>
-      <w:r>
-        <w:rPr>
-          <w:lang w:val="en-US"/>
-        </w:rPr>
-        <w:t xml:space="preserve">are relevant by looking at the first couple of </w:t>
-      </w:r>
-      <w:proofErr w:type="spellStart"/>
-      <w:proofErr w:type="gramStart"/>
-      <w:r>
-        <w:rPr>
-          <w:lang w:val="en-US"/>
-        </w:rPr>
-        <w:t>thousand</w:t>
-      </w:r>
-      <w:proofErr w:type="spellEnd"/>
-      <w:r>
-        <w:rPr>
-          <w:lang w:val="en-US"/>
-        </w:rPr>
-        <w:t xml:space="preserve"> of</w:t>
-      </w:r>
-      <w:proofErr w:type="gramEnd"/>
-      <w:r>
-        <w:rPr>
-          <w:lang w:val="en-US"/>
-        </w:rPr>
-        <w:t xml:space="preserve"> sequences</w:t>
+          <w:lang w:val="en-US"/>
+        </w:rPr>
+        <w:t xml:space="preserve"> of sequences</w:t>
       </w:r>
       <w:r>
         <w:rPr>
@@ -1963,6 +1966,12 @@
         </w:rPr>
         <w:t>are three flags</w:t>
       </w:r>
+      <w:r>
+        <w:rPr>
+          <w:lang w:val="en-US"/>
+        </w:rPr>
+        <w:t>, but we will use a couple more for speed</w:t>
+      </w:r>
     </w:p>
     <w:p>
       <w:pPr>
@@ -2049,7 +2058,21 @@
         <w:rPr>
           <w:lang w:val="en-US"/>
         </w:rPr>
-        <w:t xml:space="preserve">Call it what you will, but remember to </w:t>
+        <w:t xml:space="preserve">Call it what you </w:t>
+      </w:r>
+      <w:proofErr w:type="gramStart"/>
+      <w:r>
+        <w:rPr>
+          <w:lang w:val="en-US"/>
+        </w:rPr>
+        <w:t>will, but</w:t>
+      </w:r>
+      <w:proofErr w:type="gramEnd"/>
+      <w:r>
+        <w:rPr>
+          <w:lang w:val="en-US"/>
+        </w:rPr>
+        <w:t xml:space="preserve"> remember to </w:t>
       </w:r>
       <w:r>
         <w:rPr>
@@ -2066,24 +2089,18 @@
           <w:bCs/>
           <w:lang w:val="en-US"/>
         </w:rPr>
-        <w:t>“.fastq</w:t>
-      </w:r>
-      <w:r>
-        <w:rPr>
-          <w:b/>
-          <w:bCs/>
-          <w:lang w:val="en-US"/>
-        </w:rPr>
-        <w:t>.</w:t>
-      </w:r>
-      <w:r>
-        <w:rPr>
-          <w:b/>
-          <w:bCs/>
-          <w:lang w:val="en-US"/>
-        </w:rPr>
-        <w:t>gz</w:t>
-      </w:r>
+        <w:t>“.</w:t>
+      </w:r>
+      <w:proofErr w:type="spellStart"/>
+      <w:r>
+        <w:rPr>
+          <w:b/>
+          <w:bCs/>
+          <w:lang w:val="en-US"/>
+        </w:rPr>
+        <w:t>fastq</w:t>
+      </w:r>
+      <w:proofErr w:type="spellEnd"/>
       <w:proofErr w:type="gramEnd"/>
       <w:r>
         <w:rPr>
@@ -2184,7 +2201,7 @@
       <w:pPr>
         <w:pStyle w:val="ListParagraph"/>
         <w:numPr>
-          <w:ilvl w:val="0"/>
+          <w:ilvl w:val="1"/>
           <w:numId w:val="24"/>
         </w:numPr>
         <w:rPr>
@@ -2195,19 +2212,99 @@
         <w:rPr>
           <w:lang w:val="en-US"/>
         </w:rPr>
-        <w:t xml:space="preserve">See if you can make the command yourself with these 3 </w:t>
-      </w:r>
-      <w:r>
-        <w:rPr>
-          <w:lang w:val="en-US"/>
-        </w:rPr>
-        <w:t>flags and arguments</w:t>
-      </w:r>
-      <w:r>
-        <w:rPr>
-          <w:lang w:val="en-US"/>
-        </w:rPr>
-        <w:t>.</w:t>
+        <w:t>‘</w:t>
+      </w:r>
+      <w:r>
+        <w:rPr>
+          <w:lang w:val="en-US"/>
+        </w:rPr>
+        <w:t>--</w:t>
+      </w:r>
+      <w:proofErr w:type="spellStart"/>
+      <w:r>
+        <w:rPr>
+          <w:lang w:val="en-US"/>
+        </w:rPr>
+        <w:t>no_split</w:t>
+      </w:r>
+      <w:proofErr w:type="spellEnd"/>
+      <w:proofErr w:type="gramStart"/>
+      <w:r>
+        <w:rPr>
+          <w:lang w:val="en-US"/>
+        </w:rPr>
+        <w:t>’ :</w:t>
+      </w:r>
+      <w:proofErr w:type="gramEnd"/>
+      <w:r>
+        <w:rPr>
+          <w:lang w:val="en-US"/>
+        </w:rPr>
+        <w:t xml:space="preserve"> </w:t>
+      </w:r>
+      <w:r>
+        <w:rPr>
+          <w:lang w:val="en-US"/>
+        </w:rPr>
+        <w:t>skip searching for adaptors within the reads</w:t>
+      </w:r>
+      <w:r>
+        <w:rPr>
+          <w:lang w:val="en-US"/>
+        </w:rPr>
+        <w:t xml:space="preserve"> </w:t>
+      </w:r>
+    </w:p>
+    <w:p>
+      <w:pPr>
+        <w:pStyle w:val="ListParagraph"/>
+        <w:numPr>
+          <w:ilvl w:val="1"/>
+          <w:numId w:val="24"/>
+        </w:numPr>
+        <w:rPr>
+          <w:lang w:val="en-US"/>
+        </w:rPr>
+      </w:pPr>
+      <w:r>
+        <w:rPr>
+          <w:lang w:val="en-US"/>
+        </w:rPr>
+        <w:t>‘</w:t>
+      </w:r>
+      <w:r>
+        <w:rPr>
+          <w:lang w:val="en-US"/>
+        </w:rPr>
+        <w:t>--</w:t>
+      </w:r>
+      <w:proofErr w:type="spellStart"/>
+      <w:r>
+        <w:rPr>
+          <w:lang w:val="en-US"/>
+        </w:rPr>
+        <w:t>check_reads</w:t>
+      </w:r>
+      <w:proofErr w:type="spellEnd"/>
+      <w:r>
+        <w:rPr>
+          <w:lang w:val="en-US"/>
+        </w:rPr>
+        <w:t xml:space="preserve"> 1000</w:t>
+      </w:r>
+      <w:proofErr w:type="gramStart"/>
+      <w:r>
+        <w:rPr>
+          <w:lang w:val="en-US"/>
+        </w:rPr>
+        <w:t>’ :</w:t>
+      </w:r>
+      <w:proofErr w:type="gramEnd"/>
+      <w:r>
+        <w:rPr>
+          <w:lang w:val="en-US"/>
+        </w:rPr>
+        <w:t xml:space="preserve"> no reason to search for multiple adaptors here</w:t>
       </w:r>
     </w:p>
     <w:p>
@@ -2223,6 +2320,36 @@
       </w:pPr>
       <w:r>
         <w:rPr>
+          <w:lang w:val="en-US"/>
+        </w:rPr>
+        <w:t xml:space="preserve">See if you can make the command yourself with these 3 </w:t>
+      </w:r>
+      <w:r>
+        <w:rPr>
+          <w:lang w:val="en-US"/>
+        </w:rPr>
+        <w:t>flags and arguments</w:t>
+      </w:r>
+      <w:r>
+        <w:rPr>
+          <w:lang w:val="en-US"/>
+        </w:rPr>
+        <w:t>.</w:t>
+      </w:r>
+    </w:p>
+    <w:p>
+      <w:pPr>
+        <w:pStyle w:val="ListParagraph"/>
+        <w:numPr>
+          <w:ilvl w:val="0"/>
+          <w:numId w:val="24"/>
+        </w:numPr>
+        <w:rPr>
+          <w:lang w:val="en-US"/>
+        </w:rPr>
+      </w:pPr>
+      <w:r>
+        <w:rPr>
           <w:b/>
           <w:bCs/>
           <w:lang w:val="en-US"/>
@@ -2236,6 +2363,68 @@
           <w:lang w:val="en-US"/>
         </w:rPr>
       </w:pPr>
+    </w:p>
+    <w:p>
+      <w:pPr>
+        <w:rPr>
+          <w:color w:val="EE0000"/>
+          <w:lang w:val="en-US"/>
+        </w:rPr>
+      </w:pPr>
+      <w:r>
+        <w:rPr>
+          <w:color w:val="EE0000"/>
+          <w:lang w:val="en-US"/>
+        </w:rPr>
+        <w:t>? How much did we lose?</w:t>
+      </w:r>
+    </w:p>
+    <w:p>
+      <w:pPr>
+        <w:rPr>
+          <w:color w:val="EE0000"/>
+          <w:lang w:val="en-US"/>
+        </w:rPr>
+      </w:pPr>
+      <w:r>
+        <w:rPr>
+          <w:color w:val="EE0000"/>
+          <w:lang w:val="en-US"/>
+        </w:rPr>
+        <w:t xml:space="preserve">? Should we do the </w:t>
+      </w:r>
+      <w:proofErr w:type="spellStart"/>
+      <w:r>
+        <w:rPr>
+          <w:color w:val="EE0000"/>
+          <w:lang w:val="en-US"/>
+        </w:rPr>
+        <w:t>porechopping</w:t>
+      </w:r>
+      <w:proofErr w:type="spellEnd"/>
+      <w:r>
+        <w:rPr>
+          <w:color w:val="EE0000"/>
+          <w:lang w:val="en-US"/>
+        </w:rPr>
+        <w:t xml:space="preserve"> before the </w:t>
+      </w:r>
+      <w:proofErr w:type="spellStart"/>
+      <w:r>
+        <w:rPr>
+          <w:color w:val="EE0000"/>
+          <w:lang w:val="en-US"/>
+        </w:rPr>
+        <w:t>filtlonging</w:t>
+      </w:r>
+      <w:proofErr w:type="spellEnd"/>
+      <w:r>
+        <w:rPr>
+          <w:color w:val="EE0000"/>
+          <w:lang w:val="en-US"/>
+        </w:rPr>
+        <w:t>? Why/ why not?</w:t>
+      </w:r>
     </w:p>
     <w:p>
       <w:pPr>
@@ -2403,7 +2592,14 @@
         <w:rPr>
           <w:lang w:val="en-US"/>
         </w:rPr>
-        <w:t xml:space="preserve"> know that some genomes have less coverage than others: If we had a single genome, </w:t>
+        <w:t xml:space="preserve"> know that some genomes have less </w:t>
+      </w:r>
+      <w:r>
+        <w:rPr>
+          <w:lang w:val="en-US"/>
+        </w:rPr>
+        <w:lastRenderedPageBreak/>
+        <w:t xml:space="preserve">coverage than others: If we had a single genome, </w:t>
       </w:r>
       <w:r>
         <w:rPr>
@@ -2499,7 +2695,21 @@
         <w:rPr>
           <w:lang w:val="en-US"/>
         </w:rPr>
-        <w:t xml:space="preserve">. In this case, make particular sure that you </w:t>
+        <w:t xml:space="preserve">. In this case, make </w:t>
+      </w:r>
+      <w:proofErr w:type="gramStart"/>
+      <w:r>
+        <w:rPr>
+          <w:lang w:val="en-US"/>
+        </w:rPr>
+        <w:t>particular sure</w:t>
+      </w:r>
+      <w:proofErr w:type="gramEnd"/>
+      <w:r>
+        <w:rPr>
+          <w:lang w:val="en-US"/>
+        </w:rPr>
+        <w:t xml:space="preserve"> that you </w:t>
       </w:r>
       <w:r>
         <w:rPr>
@@ -2661,9 +2871,47 @@
           <w:bCs/>
           <w:lang w:val="en-US"/>
         </w:rPr>
-        <w:t xml:space="preserve"> all.tenth.filt.noBC.fastq.gz --meta --threads 6 --out-</w:t>
+        <w:t xml:space="preserve"> </w:t>
       </w:r>
       <w:proofErr w:type="spellStart"/>
+      <w:proofErr w:type="gramStart"/>
+      <w:r>
+        <w:rPr>
+          <w:b/>
+          <w:bCs/>
+          <w:lang w:val="en-US"/>
+        </w:rPr>
+        <w:t>all.tenth</w:t>
+      </w:r>
+      <w:proofErr w:type="gramEnd"/>
+      <w:r>
+        <w:rPr>
+          <w:b/>
+          <w:bCs/>
+          <w:lang w:val="en-US"/>
+        </w:rPr>
+        <w:t>.</w:t>
+      </w:r>
+      <w:proofErr w:type="gramStart"/>
+      <w:r>
+        <w:rPr>
+          <w:b/>
+          <w:bCs/>
+          <w:lang w:val="en-US"/>
+        </w:rPr>
+        <w:t>filt.noBC.fastq</w:t>
+      </w:r>
+      <w:proofErr w:type="spellEnd"/>
+      <w:proofErr w:type="gramEnd"/>
+      <w:r>
+        <w:rPr>
+          <w:b/>
+          <w:bCs/>
+          <w:lang w:val="en-US"/>
+        </w:rPr>
+        <w:t xml:space="preserve"> --meta --threads 6 --out-</w:t>
+      </w:r>
+      <w:proofErr w:type="spellStart"/>
       <w:r>
         <w:rPr>
           <w:b/>
@@ -2713,7 +2961,6 @@
           <w:color w:val="FF0000"/>
           <w:lang w:val="en-US"/>
         </w:rPr>
-        <w:lastRenderedPageBreak/>
         <w:t xml:space="preserve">This will crash almost immediately, because this </w:t>
       </w:r>
       <w:r>
@@ -3012,7 +3259,7 @@
 </file>
 
 <file path=word/numbering.xml><?xml version="1.0" encoding="utf-8"?>
-<w:numbering xmlns:wpc="http://schemas.microsoft.com/office/word/2010/wordprocessingCanvas" xmlns:cx="http://schemas.microsoft.com/office/drawing/2014/chartex" xmlns:cx1="http://schemas.microsoft.com/office/drawing/2015/9/8/chartex" xmlns:cx2="http://schemas.microsoft.com/office/drawing/2015/10/21/chartex" xmlns:cx3="http://schemas.microsoft.com/office/drawing/2016/5/9/chartex" xmlns:cx4="http://schemas.microsoft.com/office/drawing/2016/5/10/chartex" xmlns:cx5="http://schemas.microsoft.com/office/drawing/2016/5/11/chartex" xmlns:cx6="http://schemas.microsoft.com/office/drawing/2016/5/12/chartex" xmlns:cx7="http://schemas.microsoft.com/office/drawing/2016/5/13/chartex" xmlns:cx8="http://schemas.microsoft.com/office/drawing/2016/5/14/chartex" xmlns:mc="http://schemas.openxmlformats.org/markup-compatibility/2006" xmlns:aink="http://schemas.microsoft.com/office/drawing/2016/ink" xmlns:am3d="http://schemas.microsoft.com/office/drawing/2017/model3d" xmlns:o="urn:schemas-microsoft-com:office:office" xmlns:oel="http://schemas.microsoft.com/office/2019/extlst" xmlns:r="http://schemas.openxmlformats.org/officeDocument/2006/relationships" xmlns:m="http://schemas.openxmlformats.org/officeDocument/2006/math" xmlns:v="urn:schemas-microsoft-com:vml" xmlns:wp14="http://schemas.microsoft.com/office/word/2010/wordprocessingDrawing" xmlns:wp="http://schemas.openxmlformats.org/drawingml/2006/wordprocessingDrawing" xmlns:w10="urn:schemas-microsoft-com:office:word" xmlns:w="http://schemas.openxmlformats.org/wordprocessingml/2006/main" xmlns:w14="http://schemas.microsoft.com/office/word/2010/wordml" xmlns:w15="http://schemas.microsoft.com/office/word/2012/wordml" xmlns:w16cex="http://schemas.microsoft.com/office/word/2018/wordml/cex" xmlns:w16cid="http://schemas.microsoft.com/office/word/2016/wordml/cid" xmlns:w16="http://schemas.microsoft.com/office/word/2018/wordml" xmlns:w16du="http://schemas.microsoft.com/office/word/2023/wordml/word16du" xmlns:w16sdtdh="http://schemas.microsoft.com/office/word/2020/wordml/sdtdatahash" xmlns:w16se="http://schemas.microsoft.com/office/word/2015/wordml/symex" xmlns:wpg="http://schemas.microsoft.com/office/word/2010/wordprocessingGroup" xmlns:wpi="http://schemas.microsoft.com/office/word/2010/wordprocessingInk" xmlns:wne="http://schemas.microsoft.com/office/word/2006/wordml" xmlns:wps="http://schemas.microsoft.com/office/word/2010/wordprocessingShape" mc:Ignorable="w14 w15 w16se w16cid w16 w16cex w16sdtdh w16du wp14">
+<w:numbering xmlns:wpc="http://schemas.microsoft.com/office/word/2010/wordprocessingCanvas" xmlns:cx="http://schemas.microsoft.com/office/drawing/2014/chartex" xmlns:cx1="http://schemas.microsoft.com/office/drawing/2015/9/8/chartex" xmlns:cx2="http://schemas.microsoft.com/office/drawing/2015/10/21/chartex" xmlns:cx3="http://schemas.microsoft.com/office/drawing/2016/5/9/chartex" xmlns:cx4="http://schemas.microsoft.com/office/drawing/2016/5/10/chartex" xmlns:cx5="http://schemas.microsoft.com/office/drawing/2016/5/11/chartex" xmlns:cx6="http://schemas.microsoft.com/office/drawing/2016/5/12/chartex" xmlns:cx7="http://schemas.microsoft.com/office/drawing/2016/5/13/chartex" xmlns:cx8="http://schemas.microsoft.com/office/drawing/2016/5/14/chartex" xmlns:mc="http://schemas.openxmlformats.org/markup-compatibility/2006" xmlns:aink="http://schemas.microsoft.com/office/drawing/2016/ink" xmlns:am3d="http://schemas.microsoft.com/office/drawing/2017/model3d" xmlns:o="urn:schemas-microsoft-com:office:office" xmlns:oel="http://schemas.microsoft.com/office/2019/extlst" xmlns:r="http://schemas.openxmlformats.org/officeDocument/2006/relationships" xmlns:m="http://schemas.openxmlformats.org/officeDocument/2006/math" xmlns:v="urn:schemas-microsoft-com:vml" xmlns:wp14="http://schemas.microsoft.com/office/word/2010/wordprocessingDrawing" xmlns:wp="http://schemas.openxmlformats.org/drawingml/2006/wordprocessingDrawing" xmlns:w10="urn:schemas-microsoft-com:office:word" xmlns:w="http://schemas.openxmlformats.org/wordprocessingml/2006/main" xmlns:w14="http://schemas.microsoft.com/office/word/2010/wordml" xmlns:w15="http://schemas.microsoft.com/office/word/2012/wordml" xmlns:w16cex="http://schemas.microsoft.com/office/word/2018/wordml/cex" xmlns:w16cid="http://schemas.microsoft.com/office/word/2016/wordml/cid" xmlns:w16="http://schemas.microsoft.com/office/word/2018/wordml" xmlns:w16du="http://schemas.microsoft.com/office/word/2023/wordml/word16du" xmlns:w16sdtdh="http://schemas.microsoft.com/office/word/2020/wordml/sdtdatahash" xmlns:w16sdtfl="http://schemas.microsoft.com/office/word/2024/wordml/sdtformatlock" xmlns:w16se="http://schemas.microsoft.com/office/word/2015/wordml/symex" xmlns:wpg="http://schemas.microsoft.com/office/word/2010/wordprocessingGroup" xmlns:wpi="http://schemas.microsoft.com/office/word/2010/wordprocessingInk" xmlns:wne="http://schemas.microsoft.com/office/word/2006/wordml" xmlns:wps="http://schemas.microsoft.com/office/word/2010/wordprocessingShape" mc:Ignorable="w14 w15 w16se w16cid w16 w16cex w16sdtdh w16sdtfl w16du wp14">
   <w:abstractNum w:abstractNumId="0" w15:restartNumberingAfterBreak="0">
     <w:nsid w:val="01A84330"/>
     <w:multiLevelType w:val="hybridMultilevel"/>
@@ -5546,7 +5793,7 @@
 </file>
 
 <file path=word/styles.xml><?xml version="1.0" encoding="utf-8"?>
-<w:styles xmlns:mc="http://schemas.openxmlformats.org/markup-compatibility/2006" xmlns:r="http://schemas.openxmlformats.org/officeDocument/2006/relationships" xmlns:w="http://schemas.openxmlformats.org/wordprocessingml/2006/main" xmlns:w14="http://schemas.microsoft.com/office/word/2010/wordml" xmlns:w15="http://schemas.microsoft.com/office/word/2012/wordml" xmlns:w16cex="http://schemas.microsoft.com/office/word/2018/wordml/cex" xmlns:w16cid="http://schemas.microsoft.com/office/word/2016/wordml/cid" xmlns:w16="http://schemas.microsoft.com/office/word/2018/wordml" xmlns:w16du="http://schemas.microsoft.com/office/word/2023/wordml/word16du" xmlns:w16sdtdh="http://schemas.microsoft.com/office/word/2020/wordml/sdtdatahash" xmlns:w16se="http://schemas.microsoft.com/office/word/2015/wordml/symex" mc:Ignorable="w14 w15 w16se w16cid w16 w16cex w16sdtdh w16du">
+<w:styles xmlns:mc="http://schemas.openxmlformats.org/markup-compatibility/2006" xmlns:r="http://schemas.openxmlformats.org/officeDocument/2006/relationships" xmlns:w="http://schemas.openxmlformats.org/wordprocessingml/2006/main" xmlns:w14="http://schemas.microsoft.com/office/word/2010/wordml" xmlns:w15="http://schemas.microsoft.com/office/word/2012/wordml" xmlns:w16cex="http://schemas.microsoft.com/office/word/2018/wordml/cex" xmlns:w16cid="http://schemas.microsoft.com/office/word/2016/wordml/cid" xmlns:w16="http://schemas.microsoft.com/office/word/2018/wordml" xmlns:w16du="http://schemas.microsoft.com/office/word/2023/wordml/word16du" xmlns:w16sdtdh="http://schemas.microsoft.com/office/word/2020/wordml/sdtdatahash" xmlns:w16sdtfl="http://schemas.microsoft.com/office/word/2024/wordml/sdtformatlock" xmlns:w16se="http://schemas.microsoft.com/office/word/2015/wordml/symex" mc:Ignorable="w14 w15 w16se w16cid w16 w16cex w16sdtdh w16sdtfl w16du">
   <w:docDefaults>
     <w:rPrDefault>
       <w:rPr>
@@ -5992,7 +6239,6 @@
   <w:style w:type="character" w:default="1" w:styleId="DefaultParagraphFont">
     <w:name w:val="Default Paragraph Font"/>
     <w:uiPriority w:val="1"/>
-    <w:semiHidden/>
     <w:unhideWhenUsed/>
   </w:style>
   <w:style w:type="table" w:default="1" w:styleId="TableNormal">
